--- a/word_reports/LP_0276_위치_254_Phoebe Cates_Paradise.docx
+++ b/word_reports/LP_0276_위치_254_Phoebe Cates_Paradise.docx
@@ -4,7 +4,7 @@
   <w:body>
     <w:p>
       <w:pPr>
-        <w:spacing w:after="280"/>
+        <w:spacing w:after="80"/>
       </w:pPr>
       <w:r>
         <w:rPr w:rFonts="맑은 고딕">
@@ -13,94 +13,47 @@
           <w:color w:val="1E3A8A"/>
           <w:sz w:val="30"/>
         </w:rPr>
-        <w:t>[254] Phoebe Cates - Paradise</w:t>
+        <w:t>Phoebe Cates (피비 케이츠) - Paradise</w:t>
       </w:r>
     </w:p>
     <w:p>
       <w:pPr>
-        <w:spacing w:after="320"/>
+        <w:spacing w:after="240"/>
       </w:pPr>
       <w:r>
         <w:rPr w:rFonts="맑은 고딕">
           <w:rFonts w:ascii="맑은 고딕" w:hAnsi="맑은 고딕" w:eastAsia="맑은 고딕"/>
           <w:b/>
-          <w:sz w:val="20"/>
+          <w:color w:val="4B5563"/>
+          <w:sz w:val="22"/>
         </w:rPr>
-        <w:t>■ 위치 : 254</w:t>
-        <w:br/>
-      </w:r>
-      <w:r>
-        <w:rPr w:rFonts="맑은 고딕">
-          <w:rFonts w:ascii="맑은 고딕" w:hAnsi="맑은 고딕" w:eastAsia="맑은 고딕"/>
-          <w:b/>
-          <w:sz w:val="20"/>
-        </w:rPr>
-        <w:t>■ 아티스트 : Phoebe Cates</w:t>
-        <w:br/>
-      </w:r>
-      <w:r>
-        <w:rPr w:rFonts="맑은 고딕">
-          <w:rFonts w:ascii="맑은 고딕" w:hAnsi="맑은 고딕" w:eastAsia="맑은 고딕"/>
-          <w:b/>
-          <w:sz w:val="20"/>
-        </w:rPr>
-        <w:t>■ 앨범명 : Paradise</w:t>
-        <w:br/>
-      </w:r>
-      <w:r>
-        <w:rPr w:rFonts="맑은 고딕">
-          <w:rFonts w:ascii="맑은 고딕" w:hAnsi="맑은 고딕" w:eastAsia="맑은 고딕"/>
-          <w:b w:val="0"/>
-          <w:sz w:val="20"/>
-        </w:rPr>
-        <w:t>■ 음반 레이블 : CBS Records</w:t>
-        <w:br/>
-      </w:r>
-      <w:r>
-        <w:rPr w:rFonts="맑은 고딕">
-          <w:rFonts w:ascii="맑은 고딕" w:hAnsi="맑은 고딕" w:eastAsia="맑은 고딕"/>
-          <w:b w:val="0"/>
-          <w:sz w:val="20"/>
-        </w:rPr>
-        <w:t>■ 발매년도 : 1982</w:t>
-        <w:br/>
-      </w:r>
-      <w:r>
-        <w:rPr w:rFonts="맑은 고딕">
-          <w:rFonts w:ascii="맑은 고딕" w:hAnsi="맑은 고딕" w:eastAsia="맑은 고딕"/>
-          <w:b w:val="0"/>
-          <w:sz w:val="20"/>
-        </w:rPr>
-        <w:t>■ 장르 : 팝 / 영화 음악 (Pop / Soundtrack)</w:t>
-        <w:br/>
-      </w:r>
-      <w:r>
-        <w:rPr w:rFonts="맑은 고딕">
-          <w:rFonts w:ascii="맑은 고딕" w:hAnsi="맑은 고딕" w:eastAsia="맑은 고딕"/>
-          <w:b w:val="0"/>
-          <w:sz w:val="20"/>
-        </w:rPr>
-        <w:t>■ 주요 수록곡 : 1. Paradise (Phoebe Cates)</w:t>
-        <w:br/>
+        <w:t>위치 :  254</w:t>
       </w:r>
     </w:p>
     <w:p>
       <w:pPr>
-        <w:spacing w:after="160"/>
+        <w:spacing w:line="324" w:lineRule="auto" w:before="80" w:after="160"/>
       </w:pPr>
       <w:r>
         <w:rPr w:rFonts="맑은 고딕">
           <w:rFonts w:ascii="맑은 고딕" w:hAnsi="맑은 고딕" w:eastAsia="맑은 고딕"/>
           <w:b/>
           <w:color w:val="1F2937"/>
-          <w:sz w:val="24"/>
+          <w:sz w:val="22"/>
         </w:rPr>
-        <w:t>■ 음반 해설 및 감상 가이드</w:t>
+        <w:t xml:space="preserve">[음반 소개] </w:t>
+      </w:r>
+      <w:r>
+        <w:rPr w:rFonts="맑은 고딕">
+          <w:rFonts w:ascii="맑은 고딕" w:hAnsi="맑은 고딕" w:eastAsia="맑은 고딕"/>
+          <w:b w:val="0"/>
+          <w:sz w:val="21"/>
+        </w:rPr>
       </w:r>
     </w:p>
     <w:p>
       <w:pPr>
-        <w:spacing w:line="312" w:lineRule="auto" w:after="120"/>
+        <w:spacing w:line="324" w:lineRule="auto" w:after="120"/>
       </w:pPr>
       <w:r>
         <w:rPr w:rFonts="맑은 고딕">
@@ -108,51 +61,516 @@
           <w:b w:val="0"/>
           <w:sz w:val="21"/>
         </w:rPr>
-        <w:t>1980년대 하이틴 스타이자 시대의 아이콘이었던 피비 케이츠(Phoebe Cates)의 주연 영화 사운드트랙이자 그녀의 대표 음반인 《Paradise》는, 1982년 발매 당시 전 세계 수많은 음악 팬들의 마음을 사로잡은 수작입니다. 영화의 이국적인 배경과 청춘의 아련한 감성을 그대로 담아낸 이 음반은, 특히 한국을 비롯한 아시아 전역에서 폭발적인 사랑을 받으며 80년대 팝 문화의 한 페이지를 화려하게 장식했습니다.</w:t>
+        <w:t>순수와 관능의 경계에서 찬란하게 피어난 1980년대 청춘의 초상, 피비 케이츠의 《Paradise》는 시대를 뛰어넘어 아련한 노스탤지어를 환기하는 보석 같은 명반입니다. 동명의 영화 테마로 세상에 울려 퍼진 그녀의 청아하고도 가녀린 음색은 번잡한 세상의 소음을 지우고 우리를 아득하고 순결한 낙원의 시간으로 인도합니다. 아날로그 레코드의 미세한 소리골 속에 새겨진 이 서정적 울림은 한 시대를 수놓았던 가장 순수한 낭만의 정수를 오롯이 증명하고 있습니다.</w:t>
       </w:r>
     </w:p>
     <w:p>
       <w:pPr>
-        <w:spacing w:line="312" w:lineRule="auto" w:after="120"/>
+        <w:spacing w:line="324" w:lineRule="auto" w:before="200" w:after="80"/>
       </w:pPr>
+      <w:r>
+        <w:rPr w:rFonts="맑은 고딕">
+          <w:rFonts w:ascii="맑은 고딕" w:hAnsi="맑은 고딕" w:eastAsia="맑은 고딕"/>
+          <w:b/>
+          <w:color w:val="1E3A8A"/>
+          <w:sz w:val="24"/>
+        </w:rPr>
+        <w:t>1. 음반 데이터</w:t>
+      </w:r>
+    </w:p>
+    <w:p>
+      <w:pPr>
+        <w:spacing w:line="324" w:lineRule="auto" w:after="80"/>
+      </w:pPr>
+      <w:r>
+        <w:rPr w:rFonts="맑은 고딕">
+          <w:rFonts w:ascii="맑은 고딕" w:hAnsi="맑은 고딕" w:eastAsia="맑은 고딕"/>
+          <w:b w:val="0"/>
+          <w:color w:val="6B7280"/>
+          <w:sz w:val="21"/>
+        </w:rPr>
+        <w:t xml:space="preserve">· </w:t>
+      </w:r>
+      <w:r>
+        <w:rPr w:rFonts="맑은 고딕">
+          <w:rFonts w:ascii="맑은 고딕" w:hAnsi="맑은 고딕" w:eastAsia="맑은 고딕"/>
+          <w:b/>
+          <w:color w:val="1F2937"/>
+          <w:sz w:val="21"/>
+        </w:rPr>
+        <w:t xml:space="preserve">앨범명: </w:t>
+      </w:r>
       <w:r>
         <w:rPr w:rFonts="맑은 고딕">
           <w:rFonts w:ascii="맑은 고딕" w:hAnsi="맑은 고딕" w:eastAsia="맑은 고딕"/>
           <w:b w:val="0"/>
           <w:sz w:val="21"/>
         </w:rPr>
-        <w:t>이 음반의 정점이자 핵심은 단연 피비 케이츠가 직접 부른 타이틀곡 "Paradise"입니다. 전문 가수가 아님에도 불구하고 그녀가 지닌 특유의 맑고 몽환적인 음색은, 80년대 특유의 아날로그 신시사이저 선율 및 감미로운 어쿠스틱 기타 리프와 완벽한 조화를 이룹니다. 화려한 기교 대신 순수함과 서정성으로 채워진 그녀의 보컬은 듣는 이로 하여금 이국적인 휴양지의 낭만과 아득한 첫사랑의 향수를 동시에 떠올리게 만듭니다.</w:t>
+        <w:t>Paradise</w:t>
       </w:r>
     </w:p>
     <w:p>
       <w:pPr>
-        <w:spacing w:line="312" w:lineRule="auto" w:after="120"/>
+        <w:spacing w:line="324" w:lineRule="auto" w:after="80"/>
       </w:pPr>
+      <w:r>
+        <w:rPr w:rFonts="맑은 고딕">
+          <w:rFonts w:ascii="맑은 고딕" w:hAnsi="맑은 고딕" w:eastAsia="맑은 고딕"/>
+          <w:b w:val="0"/>
+          <w:color w:val="6B7280"/>
+          <w:sz w:val="21"/>
+        </w:rPr>
+        <w:t xml:space="preserve">· </w:t>
+      </w:r>
+      <w:r>
+        <w:rPr w:rFonts="맑은 고딕">
+          <w:rFonts w:ascii="맑은 고딕" w:hAnsi="맑은 고딕" w:eastAsia="맑은 고딕"/>
+          <w:b/>
+          <w:color w:val="1F2937"/>
+          <w:sz w:val="21"/>
+        </w:rPr>
+        <w:t xml:space="preserve">아티스트: </w:t>
+      </w:r>
       <w:r>
         <w:rPr w:rFonts="맑은 고딕">
           <w:rFonts w:ascii="맑은 고딕" w:hAnsi="맑은 고딕" w:eastAsia="맑은 고딕"/>
           <w:b w:val="0"/>
           <w:sz w:val="21"/>
         </w:rPr>
-        <w:t>수록곡 전반에 걸쳐 흐르는 연주곡들 역시 영화의 서사를 기품 있게 받쳐줍니다. 오케스트레이션과 팝 사운드가 결합된 연주 트랙들은 타이틀곡 "Paradise"가 가진 멜로디의 아름다움을 다채로운 변주로 재해석하며 음반 전체의 완성도를 높여줍니다. 은은하게 퍼지는 드럼 비트와 따뜻한 베이스 라인은 LP LP판 특유의 질감과 어우러져 한층 더 깊은 울림을 전달합니다.</w:t>
+        <w:t>Phoebe Cates (피비 케이츠)</w:t>
       </w:r>
     </w:p>
     <w:p>
       <w:pPr>
-        <w:spacing w:line="312" w:lineRule="auto" w:after="120"/>
+        <w:spacing w:line="324" w:lineRule="auto" w:after="80"/>
       </w:pPr>
+      <w:r>
+        <w:rPr w:rFonts="맑은 고딕">
+          <w:rFonts w:ascii="맑은 고딕" w:hAnsi="맑은 고딕" w:eastAsia="맑은 고딕"/>
+          <w:b w:val="0"/>
+          <w:color w:val="6B7280"/>
+          <w:sz w:val="21"/>
+        </w:rPr>
+        <w:t xml:space="preserve">· </w:t>
+      </w:r>
+      <w:r>
+        <w:rPr w:rFonts="맑은 고딕">
+          <w:rFonts w:ascii="맑은 고딕" w:hAnsi="맑은 고딕" w:eastAsia="맑은 고딕"/>
+          <w:b/>
+          <w:color w:val="1F2937"/>
+          <w:sz w:val="21"/>
+        </w:rPr>
+        <w:t xml:space="preserve">발매 정보: </w:t>
+      </w:r>
       <w:r>
         <w:rPr w:rFonts="맑은 고딕">
           <w:rFonts w:ascii="맑은 고딕" w:hAnsi="맑은 고딕" w:eastAsia="맑은 고딕"/>
           <w:b w:val="0"/>
           <w:sz w:val="21"/>
         </w:rPr>
-        <w:t>오늘날 《Paradise》 LP는 단순한 영화 음반을 넘어, 1980년대 팝 골든 에이지의 아날로그적 감수성을 대표하는 명반으로 평가받고 있습니다. 바늘이 LP의 소리골을 지나며 시작되는 피비 케이츠의 속삭이는 듯한 첫 마디는, 시대를 초월하여 LP 음악이 줄 수 있는 가장 낭만적이고 아름다운 시간으로 청자를 안내할 것입니다.</w:t>
+        <w:t>1982년 동명의 청춘 모험 로맨스 영화 《Paradise》의 오리지널 사운드트랙 및 테마 앨범으로, 메이저 레이블 CBS/Sony를 통해 전 세계에 발매되었습니다. 신비롭고 이국적인 영상미를 배경으로 감미로운 오케스트레이션과 팝 발라드를 결합하여 1980년대 초반 무비 사운드트랙의 서정적 미학을 완벽하게 구현해 냈습니다.</w:t>
+      </w:r>
+    </w:p>
+    <w:p>
+      <w:pPr>
+        <w:spacing w:line="324" w:lineRule="auto" w:after="80"/>
+      </w:pPr>
+      <w:r>
+        <w:rPr w:rFonts="맑은 고딕">
+          <w:rFonts w:ascii="맑은 고딕" w:hAnsi="맑은 고딕" w:eastAsia="맑은 고딕"/>
+          <w:b w:val="0"/>
+          <w:color w:val="6B7280"/>
+          <w:sz w:val="21"/>
+        </w:rPr>
+        <w:t xml:space="preserve">· </w:t>
+      </w:r>
+      <w:r>
+        <w:rPr w:rFonts="맑은 고딕">
+          <w:rFonts w:ascii="맑은 고딕" w:hAnsi="맑은 고딕" w:eastAsia="맑은 고딕"/>
+          <w:b/>
+          <w:color w:val="1F2937"/>
+          <w:sz w:val="21"/>
+        </w:rPr>
+        <w:t xml:space="preserve">LP 인기도(판매량): </w:t>
+      </w:r>
+      <w:r>
+        <w:rPr w:rFonts="맑은 고딕">
+          <w:rFonts w:ascii="맑은 고딕" w:hAnsi="맑은 고딕" w:eastAsia="맑은 고딕"/>
+          <w:b w:val="0"/>
+          <w:sz w:val="21"/>
+        </w:rPr>
+        <w:t>타이틀곡 'Paradise'는 발매 직후 이탈리아 싱글 차트 1위를 비롯해 유럽 전역과 아시아 시장에서 폭발적인 반응을 이끌어냈습니다. 특히 대한민국과 일본을 위시한 동아시아 지역에서는 라디오 음악 프로그램 정상을 휩쓸며 밀리언셀러급의 경이로운 LP 판매고를 기록, 당대 청소년과 청년층 사이에서 신드롬을 일으켰습니다.</w:t>
+      </w:r>
+    </w:p>
+    <w:p>
+      <w:pPr>
+        <w:spacing w:line="324" w:lineRule="auto" w:after="80"/>
+      </w:pPr>
+      <w:r>
+        <w:rPr w:rFonts="맑은 고딕">
+          <w:rFonts w:ascii="맑은 고딕" w:hAnsi="맑은 고딕" w:eastAsia="맑은 고딕"/>
+          <w:b w:val="0"/>
+          <w:color w:val="6B7280"/>
+          <w:sz w:val="21"/>
+        </w:rPr>
+        <w:t xml:space="preserve">· </w:t>
+      </w:r>
+      <w:r>
+        <w:rPr w:rFonts="맑은 고딕">
+          <w:rFonts w:ascii="맑은 고딕" w:hAnsi="맑은 고딕" w:eastAsia="맑은 고딕"/>
+          <w:b/>
+          <w:color w:val="1F2937"/>
+          <w:sz w:val="21"/>
+        </w:rPr>
+        <w:t xml:space="preserve">각종 수상경력: </w:t>
+      </w:r>
+      <w:r>
+        <w:rPr w:rFonts="맑은 고딕">
+          <w:rFonts w:ascii="맑은 고딕" w:hAnsi="맑은 고딕" w:eastAsia="맑은 고딕"/>
+          <w:b w:val="0"/>
+          <w:sz w:val="21"/>
+        </w:rPr>
+        <w:t>클래식한 권위의 대형 시상식 트로피를 넘어, 이탈리아 골드 레코드 인증 및 당시 아시아 각국의 해외 팝 부문 최우수 인기 가요로 선정되는 등 1980년대를 대표하는 불멸의 청춘 테마송으로 음악계에 뚜렷이 공인되었습니다.</w:t>
+      </w:r>
+    </w:p>
+    <w:p>
+      <w:pPr>
+        <w:spacing w:line="324" w:lineRule="auto" w:before="200" w:after="80"/>
+      </w:pPr>
+      <w:r>
+        <w:rPr w:rFonts="맑은 고딕">
+          <w:rFonts w:ascii="맑은 고딕" w:hAnsi="맑은 고딕" w:eastAsia="맑은 고딕"/>
+          <w:b/>
+          <w:color w:val="1E3A8A"/>
+          <w:sz w:val="24"/>
+        </w:rPr>
+        <w:t>2. 아티스트 정보</w:t>
+      </w:r>
+    </w:p>
+    <w:p>
+      <w:pPr>
+        <w:spacing w:line="324" w:lineRule="auto" w:after="80"/>
+      </w:pPr>
+      <w:r>
+        <w:rPr w:rFonts="맑은 고딕">
+          <w:rFonts w:ascii="맑은 고딕" w:hAnsi="맑은 고딕" w:eastAsia="맑은 고딕"/>
+          <w:b w:val="0"/>
+          <w:color w:val="6B7280"/>
+          <w:sz w:val="21"/>
+        </w:rPr>
+        <w:t xml:space="preserve">· </w:t>
+      </w:r>
+      <w:r>
+        <w:rPr w:rFonts="맑은 고딕">
+          <w:rFonts w:ascii="맑은 고딕" w:hAnsi="맑은 고딕" w:eastAsia="맑은 고딕"/>
+          <w:b/>
+          <w:color w:val="1F2937"/>
+          <w:sz w:val="21"/>
+        </w:rPr>
+        <w:t xml:space="preserve">국적: </w:t>
+      </w:r>
+      <w:r>
+        <w:rPr w:rFonts="맑은 고딕">
+          <w:rFonts w:ascii="맑은 고딕" w:hAnsi="맑은 고딕" w:eastAsia="맑은 고딕"/>
+          <w:b w:val="0"/>
+          <w:sz w:val="21"/>
+        </w:rPr>
+        <w:t>미국 (USA)</w:t>
+      </w:r>
+    </w:p>
+    <w:p>
+      <w:pPr>
+        <w:spacing w:line="324" w:lineRule="auto" w:after="80"/>
+      </w:pPr>
+      <w:r>
+        <w:rPr w:rFonts="맑은 고딕">
+          <w:rFonts w:ascii="맑은 고딕" w:hAnsi="맑은 고딕" w:eastAsia="맑은 고딕"/>
+          <w:b w:val="0"/>
+          <w:color w:val="6B7280"/>
+          <w:sz w:val="21"/>
+        </w:rPr>
+        <w:t xml:space="preserve">· </w:t>
+      </w:r>
+      <w:r>
+        <w:rPr w:rFonts="맑은 고딕">
+          <w:rFonts w:ascii="맑은 고딕" w:hAnsi="맑은 고딕" w:eastAsia="맑은 고딕"/>
+          <w:b/>
+          <w:color w:val="1F2937"/>
+          <w:sz w:val="21"/>
+        </w:rPr>
+        <w:t xml:space="preserve">생몰년도: </w:t>
+      </w:r>
+      <w:r>
+        <w:rPr w:rFonts="맑은 고딕">
+          <w:rFonts w:ascii="맑은 고딕" w:hAnsi="맑은 고딕" w:eastAsia="맑은 고딕"/>
+          <w:b w:val="0"/>
+          <w:sz w:val="21"/>
+        </w:rPr>
+        <w:t>1963년 7월 16일 출생</w:t>
+      </w:r>
+    </w:p>
+    <w:p>
+      <w:pPr>
+        <w:spacing w:line="324" w:lineRule="auto" w:after="80"/>
+      </w:pPr>
+      <w:r>
+        <w:rPr w:rFonts="맑은 고딕">
+          <w:rFonts w:ascii="맑은 고딕" w:hAnsi="맑은 고딕" w:eastAsia="맑은 고딕"/>
+          <w:b w:val="0"/>
+          <w:color w:val="6B7280"/>
+          <w:sz w:val="21"/>
+        </w:rPr>
+        <w:t xml:space="preserve">· </w:t>
+      </w:r>
+      <w:r>
+        <w:rPr w:rFonts="맑은 고딕">
+          <w:rFonts w:ascii="맑은 고딕" w:hAnsi="맑은 고딕" w:eastAsia="맑은 고딕"/>
+          <w:b/>
+          <w:color w:val="1F2937"/>
+          <w:sz w:val="21"/>
+        </w:rPr>
+        <w:t xml:space="preserve">그룹 소속: </w:t>
+      </w:r>
+      <w:r>
+        <w:rPr w:rFonts="맑은 고딕">
+          <w:rFonts w:ascii="맑은 고딕" w:hAnsi="맑은 고딕" w:eastAsia="맑은 고딕"/>
+          <w:b w:val="0"/>
+          <w:sz w:val="21"/>
+        </w:rPr>
+        <w:t>솔로</w:t>
+      </w:r>
+    </w:p>
+    <w:p>
+      <w:pPr>
+        <w:spacing w:line="324" w:lineRule="auto" w:after="80"/>
+      </w:pPr>
+      <w:r>
+        <w:rPr w:rFonts="맑은 고딕">
+          <w:rFonts w:ascii="맑은 고딕" w:hAnsi="맑은 고딕" w:eastAsia="맑은 고딕"/>
+          <w:b w:val="0"/>
+          <w:color w:val="6B7280"/>
+          <w:sz w:val="21"/>
+        </w:rPr>
+        <w:t xml:space="preserve">· </w:t>
+      </w:r>
+      <w:r>
+        <w:rPr w:rFonts="맑은 고딕">
+          <w:rFonts w:ascii="맑은 고딕" w:hAnsi="맑은 고딕" w:eastAsia="맑은 고딕"/>
+          <w:b/>
+          <w:color w:val="1F2937"/>
+          <w:sz w:val="21"/>
+        </w:rPr>
+        <w:t xml:space="preserve">아티스트 소개: </w:t>
+      </w:r>
+      <w:r>
+        <w:rPr w:rFonts="맑은 고딕">
+          <w:rFonts w:ascii="맑은 고딕" w:hAnsi="맑은 고딕" w:eastAsia="맑은 고딕"/>
+          <w:b w:val="0"/>
+          <w:sz w:val="21"/>
+        </w:rPr>
+        <w:t>피비 케이츠는 1980년대 소피 마르소, 브룩 실즈와 함께 '세계 3대 요정'으로 불리며 한 세대의 가슴을 설레게 했던 세기의 뮤즈이자 배우 겸 가수입니다. 인위적인 기교를 배제하고 속삭이듯 내뱉는 그녀 특유의 맑고 풋풋한 보이스는 팝 역사에서 대체하기 어려운 독보적인 서정성과 청량한 무공해 감성을 획득하였습니다.</w:t>
+      </w:r>
+    </w:p>
+    <w:p>
+      <w:pPr>
+        <w:spacing w:line="324" w:lineRule="auto" w:before="200" w:after="80"/>
+      </w:pPr>
+      <w:r>
+        <w:rPr w:rFonts="맑은 고딕">
+          <w:rFonts w:ascii="맑은 고딕" w:hAnsi="맑은 고딕" w:eastAsia="맑은 고딕"/>
+          <w:b/>
+          <w:color w:val="1E3A8A"/>
+          <w:sz w:val="24"/>
+        </w:rPr>
+        <w:t>3. 음반 상세 분석</w:t>
+      </w:r>
+    </w:p>
+    <w:p>
+      <w:pPr>
+        <w:spacing w:line="324" w:lineRule="auto" w:after="80"/>
+      </w:pPr>
+      <w:r>
+        <w:rPr w:rFonts="맑은 고딕">
+          <w:rFonts w:ascii="맑은 고딕" w:hAnsi="맑은 고딕" w:eastAsia="맑은 고딕"/>
+          <w:b w:val="0"/>
+          <w:color w:val="6B7280"/>
+          <w:sz w:val="21"/>
+        </w:rPr>
+        <w:t xml:space="preserve">· </w:t>
+      </w:r>
+      <w:r>
+        <w:rPr w:rFonts="맑은 고딕">
+          <w:rFonts w:ascii="맑은 고딕" w:hAnsi="맑은 고딕" w:eastAsia="맑은 고딕"/>
+          <w:b/>
+          <w:color w:val="1F2937"/>
+          <w:sz w:val="21"/>
+        </w:rPr>
+        <w:t xml:space="preserve">역사적 위치: </w:t>
+      </w:r>
+      <w:r>
+        <w:rPr w:rFonts="맑은 고딕">
+          <w:rFonts w:ascii="맑은 고딕" w:hAnsi="맑은 고딕" w:eastAsia="맑은 고딕"/>
+          <w:b w:val="0"/>
+          <w:sz w:val="21"/>
+        </w:rPr>
+        <w:t>본 앨범은 80년대 틴에이저 로맨스 영화와 팝 음악의 결합이 이뤄낸 가장 아름다운 결과물 중 하나로 꼽힙니다. 전문 보컬리스트의 완벽한 기교 대신 배우가 지닌 풋풋한 서사와 섬세한 숨결을 음악 전면에 배치함으로써, 영화음악의 감정적 흡인력을 극대화한 기념비적 앨범으로 평가받습니다.</w:t>
+      </w:r>
+    </w:p>
+    <w:p>
+      <w:pPr>
+        <w:spacing w:line="324" w:lineRule="auto" w:after="80"/>
+      </w:pPr>
+      <w:r>
+        <w:rPr w:rFonts="맑은 고딕">
+          <w:rFonts w:ascii="맑은 고딕" w:hAnsi="맑은 고딕" w:eastAsia="맑은 고딕"/>
+          <w:b w:val="0"/>
+          <w:color w:val="6B7280"/>
+          <w:sz w:val="21"/>
+        </w:rPr>
+        <w:t xml:space="preserve">· </w:t>
+      </w:r>
+      <w:r>
+        <w:rPr w:rFonts="맑은 고딕">
+          <w:rFonts w:ascii="맑은 고딕" w:hAnsi="맑은 고딕" w:eastAsia="맑은 고딕"/>
+          <w:b/>
+          <w:color w:val="1F2937"/>
+          <w:sz w:val="21"/>
+        </w:rPr>
+        <w:t xml:space="preserve">시대의 흔적(스토리텔링): </w:t>
+      </w:r>
+      <w:r>
+        <w:rPr w:rFonts="맑은 고딕">
+          <w:rFonts w:ascii="맑은 고딕" w:hAnsi="맑은 고딕" w:eastAsia="맑은 고딕"/>
+          <w:b w:val="0"/>
+          <w:sz w:val="21"/>
+        </w:rPr>
+        <w:t>1980년대 대한민국의 책받침과 음악 다방, 밤마다 라디오 카세트테이프를 적시던 감성의 중심에는 언제나 피비 케이츠가 있었습니다. 억압과 급변의 시대를 살아가던 당시 청춘들에게 그녀가 노래한 '낙원'은 현실의 도피처이자 순수한 낭만의 유토피아였으며, 이 음반은 그 시절 청춘들의 떨리는 맥박과 사춘기의 순정을 고스란히 담고 있습니다.</w:t>
+      </w:r>
+    </w:p>
+    <w:p>
+      <w:pPr>
+        <w:spacing w:line="324" w:lineRule="auto" w:before="200" w:after="80"/>
+      </w:pPr>
+      <w:r>
+        <w:rPr w:rFonts="맑은 고딕">
+          <w:rFonts w:ascii="맑은 고딕" w:hAnsi="맑은 고딕" w:eastAsia="맑은 고딕"/>
+          <w:b/>
+          <w:color w:val="1E3A8A"/>
+          <w:sz w:val="24"/>
+        </w:rPr>
+        <w:t>4. 주요 수록곡 및 감상 제언</w:t>
+      </w:r>
+    </w:p>
+    <w:p>
+      <w:pPr>
+        <w:spacing w:line="324" w:lineRule="auto" w:after="80"/>
+      </w:pPr>
+      <w:r>
+        <w:rPr w:rFonts="맑은 고딕">
+          <w:rFonts w:ascii="맑은 고딕" w:hAnsi="맑은 고딕" w:eastAsia="맑은 고딕"/>
+          <w:b w:val="0"/>
+          <w:color w:val="6B7280"/>
+          <w:sz w:val="21"/>
+        </w:rPr>
+        <w:t xml:space="preserve">· </w:t>
+      </w:r>
+      <w:r>
+        <w:rPr w:rFonts="맑은 고딕">
+          <w:rFonts w:ascii="맑은 고딕" w:hAnsi="맑은 고딕" w:eastAsia="맑은 고딕"/>
+          <w:b/>
+          <w:color w:val="1F2937"/>
+          <w:sz w:val="21"/>
+        </w:rPr>
+        <w:t xml:space="preserve">주요 수록곡 특징: </w:t>
+      </w:r>
+      <w:r>
+        <w:rPr w:rFonts="맑은 고딕">
+          <w:rFonts w:ascii="맑은 고딕" w:hAnsi="맑은 고딕" w:eastAsia="맑은 고딕"/>
+          <w:b w:val="0"/>
+          <w:sz w:val="21"/>
+        </w:rPr>
+        <w:t>A면을 수놓는 불후의 명곡 'Paradise'는 잔잔한 피아노 선율과 유려한 현악 스트링 위로 피비 케이츠의 나긋나긋한 음색이 얹히며 거부할 수 없는 서정적 감동을 선사합니다. 함께 수록된 오케스트라 스코어와 테마 트랙들은 사막의 오아시스처럼 이국적이면서도 신비로운 무드를 자아내며 앨범 전체를 하나의 유기적인 영상 시(詩)로 완성합니다.</w:t>
+      </w:r>
+    </w:p>
+    <w:p>
+      <w:pPr>
+        <w:spacing w:line="324" w:lineRule="auto" w:after="80"/>
+      </w:pPr>
+      <w:r>
+        <w:rPr w:rFonts="맑은 고딕">
+          <w:rFonts w:ascii="맑은 고딕" w:hAnsi="맑은 고딕" w:eastAsia="맑은 고딕"/>
+          <w:b w:val="0"/>
+          <w:color w:val="6B7280"/>
+          <w:sz w:val="21"/>
+        </w:rPr>
+        <w:t xml:space="preserve">· </w:t>
+      </w:r>
+      <w:r>
+        <w:rPr w:rFonts="맑은 고딕">
+          <w:rFonts w:ascii="맑은 고딕" w:hAnsi="맑은 고딕" w:eastAsia="맑은 고딕"/>
+          <w:b/>
+          <w:color w:val="1F2937"/>
+          <w:sz w:val="21"/>
+        </w:rPr>
+        <w:t xml:space="preserve">빈티지 감상 제언: </w:t>
+      </w:r>
+      <w:r>
+        <w:rPr w:rFonts="맑은 고딕">
+          <w:rFonts w:ascii="맑은 고딕" w:hAnsi="맑은 고딕" w:eastAsia="맑은 고딕"/>
+          <w:b w:val="0"/>
+          <w:sz w:val="21"/>
+        </w:rPr>
+        <w:t>진공관 앰프의 은은한 온기와 턴테이블 카트리지가 만들어내는 아날로그 특유의 풍성한 배음 속에서 감상할 때 본작의 진가가 드러납니다. 디지털 리마스터링 음원에서는 느낄 수 없는 피비 케이츠의 섬세한 호흡과 숨소리, 포근하게 퍼지는 어쿠스틱 악기들의 공간감은 리스너로 하여금 마치 1982년의 어느 고요한 밤으로 회귀한 듯한 착각을 불러일으킵니다.</w:t>
+      </w:r>
+    </w:p>
+    <w:p>
+      <w:pPr>
+        <w:spacing w:line="324" w:lineRule="auto" w:after="80"/>
+      </w:pPr>
+      <w:r>
+        <w:rPr w:rFonts="맑은 고딕">
+          <w:rFonts w:ascii="맑은 고딕" w:hAnsi="맑은 고딕" w:eastAsia="맑은 고딕"/>
+          <w:b w:val="0"/>
+          <w:color w:val="6B7280"/>
+          <w:sz w:val="21"/>
+        </w:rPr>
+        <w:t xml:space="preserve">· </w:t>
+      </w:r>
+      <w:r>
+        <w:rPr w:rFonts="맑은 고딕">
+          <w:rFonts w:ascii="맑은 고딕" w:hAnsi="맑은 고딕" w:eastAsia="맑은 고딕"/>
+          <w:b/>
+          <w:color w:val="1F2937"/>
+          <w:sz w:val="21"/>
+        </w:rPr>
+        <w:t xml:space="preserve">소장 가치: </w:t>
+      </w:r>
+      <w:r>
+        <w:rPr w:rFonts="맑은 고딕">
+          <w:rFonts w:ascii="맑은 고딕" w:hAnsi="맑은 고딕" w:eastAsia="맑은 고딕"/>
+          <w:b w:val="0"/>
+          <w:sz w:val="21"/>
+        </w:rPr>
+        <w:t>당대 대중문화의 상징적인 시각 예술인 오리지널 LP 재킷의 가치와 더불어, 80년대 아날로그 팝의 황금기를 대표하는 상징성이 매우 높습니다. 시대를 풍미한 한 요정의 가장 아름다웠던 한때를 음악으로 봉인해 둔 이 음반은 클래식과 팝을 아우르는 바이닐 컬렉터라면 반드시 곁에 두어야 할 영원한 아날로그의 유산입니다.</w:t>
+      </w:r>
+    </w:p>
+    <w:p>
+      <w:pPr>
+        <w:spacing w:line="324" w:lineRule="auto" w:after="120" w:before="160"/>
+      </w:pPr>
+      <w:r>
+        <w:rPr w:rFonts="맑은 고딕">
+          <w:rFonts w:ascii="맑은 고딕" w:hAnsi="맑은 고딕" w:eastAsia="맑은 고딕"/>
+          <w:b/>
+          <w:color w:val="4338CA"/>
+          <w:sz w:val="21"/>
+        </w:rPr>
+        <w:t>이 음반을 통해 순수했던 시절의 아련한 설렘과 찬란했던 낭만의 공기가 전해주는 감동을 다시 한번 경험해 보시는 것은 어떨까요?</w:t>
       </w:r>
     </w:p>
     <w:sectPr>
       <w:pgSz w:w="12240" w:h="15840"/>
-      <w:pgMar w:top="1440" w:right="1440" w:bottom="1440" w:left="1440" w:header="720" w:footer="720" w:gutter="0"/>
+      <w:pgMar w:top="1152" w:right="1296" w:bottom="1152" w:left="1296" w:header="720" w:footer="720" w:gutter="0"/>
       <w:cols w:space="720"/>
       <w:docGrid w:linePitch="360"/>
     </w:sectPr>

--- a/word_reports/LP_0276_위치_254_Phoebe Cates_Paradise.docx
+++ b/word_reports/LP_0276_위치_254_Phoebe Cates_Paradise.docx
@@ -32,7 +32,7 @@
     </w:p>
     <w:p>
       <w:pPr>
-        <w:spacing w:line="324" w:lineRule="auto" w:before="80" w:after="160"/>
+        <w:spacing w:line="324" w:lineRule="auto" w:before="80" w:after="120"/>
       </w:pPr>
       <w:r>
         <w:rPr w:rFonts="맑은 고딕">
@@ -42,13 +42,6 @@
           <w:sz w:val="22"/>
         </w:rPr>
         <w:t xml:space="preserve">[음반 소개] </w:t>
-      </w:r>
-      <w:r>
-        <w:rPr w:rFonts="맑은 고딕">
-          <w:rFonts w:ascii="맑은 고딕" w:hAnsi="맑은 고딕" w:eastAsia="맑은 고딕"/>
-          <w:b w:val="0"/>
-          <w:sz w:val="21"/>
-        </w:rPr>
       </w:r>
     </w:p>
     <w:p>
@@ -61,7 +54,33 @@
           <w:b w:val="0"/>
           <w:sz w:val="21"/>
         </w:rPr>
-        <w:t>순수와 관능의 경계에서 찬란하게 피어난 1980년대 청춘의 초상, 피비 케이츠의 《Paradise》는 시대를 뛰어넘어 아련한 노스탤지어를 환기하는 보석 같은 명반입니다. 동명의 영화 테마로 세상에 울려 퍼진 그녀의 청아하고도 가녀린 음색은 번잡한 세상의 소음을 지우고 우리를 아득하고 순결한 낙원의 시간으로 인도합니다. 아날로그 레코드의 미세한 소리골 속에 새겨진 이 서정적 울림은 한 시대를 수놓았던 가장 순수한 낭만의 정수를 오롯이 증명하고 있습니다.</w:t>
+        <w:t>1980년대 초, 전 세계 청춘들의 심장을 흔들며 순수와 낭만의 표상으로 떠오른 피비 케이츠의 1982년 작 [Paradise]는 대중음악사와 스크린의 경계에서 가장 찬란하게 빛난 순간을 포착한 기념비적 음반입니다. 동명의 영화와 함께 발표된 이 앨범은 단순한 영화 사운드트랙의 역할을 넘어, 격동하던 80년대 팝 음악의 물결 속에서 때 묻지 않은 순결한 서정성을 올곧이 증명해 낸 독보적인 마스터피스입니다.</w:t>
+      </w:r>
+    </w:p>
+    <w:p>
+      <w:pPr>
+        <w:spacing w:line="324" w:lineRule="auto" w:after="120"/>
+      </w:pPr>
+      <w:r>
+        <w:rPr w:rFonts="맑은 고딕">
+          <w:rFonts w:ascii="맑은 고딕" w:hAnsi="맑은 고딕" w:eastAsia="맑은 고딕"/>
+          <w:b w:val="0"/>
+          <w:sz w:val="21"/>
+        </w:rPr>
+        <w:t>당대 팝 음악계가 점차 화려한 전자음과 기교 중심의 프로덕션으로 재편되던 시기, 피비 케이츠가 들려준 절제되고 담백한 보컬은 신선한 충격이자 안식처였습니다. 그녀의 맑고 가녀린 음색은 기교의 과잉 없이 미지의 낙원을 향해 내딛는 소년 소녀의 떨리는 숨결을 가감 없이 전달했습니다. 이는 서구권을 넘어 동아시아, 특히 1980년대 대한민국 청춘들의 문화적 풍경 속에 깊숙이 파고들어 한 시대를 풍미한 감수성의 표준으로 자리 잡았습니다.</w:t>
+      </w:r>
+    </w:p>
+    <w:p>
+      <w:pPr>
+        <w:spacing w:line="324" w:lineRule="auto" w:after="120"/>
+      </w:pPr>
+      <w:r>
+        <w:rPr w:rFonts="맑은 고딕">
+          <w:rFonts w:ascii="맑은 고딕" w:hAnsi="맑은 고딕" w:eastAsia="맑은 고딕"/>
+          <w:b w:val="0"/>
+          <w:sz w:val="21"/>
+        </w:rPr>
+        <w:t>이 음반에 내재된 예술적 철학은 화려한 스타덤 이면에 존재하는 원초적인 순수함, 즉 사랑과 성장의 통과의례를 한 폭의 파스텔화처럼 아련하게 조망하는 데 있습니다. 반세기에 가까운 세월이 흐른 지금까지도 이 앨범이 바래지 않는 울림을 주는 까닭은, 우리가 유년과 청춘의 길목에서 품었던 이상향에 대한 동경과 순결한 떨림이 턴테이블의 그루브 위에 따스한 아날로그의 숨결로 영원히 봉인되어 있기 때문입니다.</w:t>
       </w:r>
     </w:p>
     <w:p>
@@ -129,37 +148,6 @@
           <w:color w:val="1F2937"/>
           <w:sz w:val="21"/>
         </w:rPr>
-        <w:t xml:space="preserve">아티스트: </w:t>
-      </w:r>
-      <w:r>
-        <w:rPr w:rFonts="맑은 고딕">
-          <w:rFonts w:ascii="맑은 고딕" w:hAnsi="맑은 고딕" w:eastAsia="맑은 고딕"/>
-          <w:b w:val="0"/>
-          <w:sz w:val="21"/>
-        </w:rPr>
-        <w:t>Phoebe Cates (피비 케이츠)</w:t>
-      </w:r>
-    </w:p>
-    <w:p>
-      <w:pPr>
-        <w:spacing w:line="324" w:lineRule="auto" w:after="80"/>
-      </w:pPr>
-      <w:r>
-        <w:rPr w:rFonts="맑은 고딕">
-          <w:rFonts w:ascii="맑은 고딕" w:hAnsi="맑은 고딕" w:eastAsia="맑은 고딕"/>
-          <w:b w:val="0"/>
-          <w:color w:val="6B7280"/>
-          <w:sz w:val="21"/>
-        </w:rPr>
-        <w:t xml:space="preserve">· </w:t>
-      </w:r>
-      <w:r>
-        <w:rPr w:rFonts="맑은 고딕">
-          <w:rFonts w:ascii="맑은 고딕" w:hAnsi="맑은 고딕" w:eastAsia="맑은 고딕"/>
-          <w:b/>
-          <w:color w:val="1F2937"/>
-          <w:sz w:val="21"/>
-        </w:rPr>
         <w:t xml:space="preserve">발매 정보: </w:t>
       </w:r>
       <w:r>
@@ -168,7 +156,7 @@
           <w:b w:val="0"/>
           <w:sz w:val="21"/>
         </w:rPr>
-        <w:t>1982년 동명의 청춘 모험 로맨스 영화 《Paradise》의 오리지널 사운드트랙 및 테마 앨범으로, 메이저 레이블 CBS/Sony를 통해 전 세계에 발매되었습니다. 신비롭고 이국적인 영상미를 배경으로 감미로운 오케스트레이션과 팝 발라드를 결합하여 1980년대 초반 무비 사운드트랙의 서정적 미학을 완벽하게 구현해 냈습니다.</w:t>
+        <w:t>1982년 동명 영화 &lt;파라다이스(Paradise)&gt;의 개봉에 맞추어 컬럼비아/CBS 레코드를 통해 발매된 공식 사운드트랙이자 피비 케이츠의 음악적 역량이 집중된 기념비적 데뷔 앨범.</w:t>
       </w:r>
     </w:p>
     <w:p>
@@ -199,7 +187,7 @@
           <w:b w:val="0"/>
           <w:sz w:val="21"/>
         </w:rPr>
-        <w:t>타이틀곡 'Paradise'는 발매 직후 이탈리아 싱글 차트 1위를 비롯해 유럽 전역과 아시아 시장에서 폭발적인 반응을 이끌어냈습니다. 특히 대한민국과 일본을 위시한 동아시아 지역에서는 라디오 음악 프로그램 정상을 휩쓸며 밀리언셀러급의 경이로운 LP 판매고를 기록, 당대 청소년과 청년층 사이에서 신드롬을 일으켰습니다.</w:t>
+        <w:t>타이틀곡 'Paradise'가 이탈리아 싱글 차트 1위를 비롯해 유럽 주요 차트 상위권에 올랐으며, 한국과 일본을 비롯한 아시아 전역에서 플래티넘급의 폭발적인 음반 판매고를 기록하며 선풍적인 신드롬을 형성함.</w:t>
       </w:r>
     </w:p>
     <w:p>
@@ -230,7 +218,7 @@
           <w:b w:val="0"/>
           <w:sz w:val="21"/>
         </w:rPr>
-        <w:t>클래식한 권위의 대형 시상식 트로피를 넘어, 이탈리아 골드 레코드 인증 및 당시 아시아 각국의 해외 팝 부문 최우수 인기 가요로 선정되는 등 1980년대를 대표하는 불멸의 청춘 테마송으로 음악계에 뚜렷이 공인되었습니다.</w:t>
+        <w:t>전통적인 팝 시상식의 범주를 넘어 1980년대 틴 아이돌 및 청춘 감성을 대표하는 불멸의 명곡으로 공인받았으며, 반세기가 지난 현재까지도 세대를 관통하는 라디오 리퀘스트의 클래식으로 평가받음.</w:t>
       </w:r>
     </w:p>
     <w:p>
@@ -275,7 +263,7 @@
           <w:b w:val="0"/>
           <w:sz w:val="21"/>
         </w:rPr>
-        <w:t>미국 (USA)</w:t>
+        <w:t>미국 (United States)</w:t>
       </w:r>
     </w:p>
     <w:p>
@@ -306,7 +294,7 @@
           <w:b w:val="0"/>
           <w:sz w:val="21"/>
         </w:rPr>
-        <w:t>1963년 7월 16일 출생</w:t>
+        <w:t>1963년 7월 16일 ~ 현재</w:t>
       </w:r>
     </w:p>
     <w:p>
@@ -337,7 +325,7 @@
           <w:b w:val="0"/>
           <w:sz w:val="21"/>
         </w:rPr>
-        <w:t>솔로</w:t>
+        <w:t>솔로 (배우 겸 보컬리스트)</w:t>
       </w:r>
     </w:p>
     <w:p>
@@ -368,7 +356,7 @@
           <w:b w:val="0"/>
           <w:sz w:val="21"/>
         </w:rPr>
-        <w:t>피비 케이츠는 1980년대 소피 마르소, 브룩 실즈와 함께 '세계 3대 요정'으로 불리며 한 세대의 가슴을 설레게 했던 세기의 뮤즈이자 배우 겸 가수입니다. 인위적인 기교를 배제하고 속삭이듯 내뱉는 그녀 특유의 맑고 풋풋한 보이스는 팝 역사에서 대체하기 어려운 독보적인 서정성과 청량한 무공해 감성을 획득하였습니다.</w:t>
+        <w:t>1980년대 초반 영화와 음악계를 동시에 사로잡으며 소피 마르소, 브룩 실즈와 함께 당대 청춘들의 '3대 여신'으로 군림한 문화적 아이콘입니다. 특유의 이국적이면서도 청초한 아우라와 기교를 덜어낸 맑고 서정적인 보컬을 통해 전 세계 음악 팬들의 감성을 단숨에 매료시켰습니다.</w:t>
       </w:r>
     </w:p>
     <w:p>
@@ -413,7 +401,7 @@
           <w:b w:val="0"/>
           <w:sz w:val="21"/>
         </w:rPr>
-        <w:t>본 앨범은 80년대 틴에이저 로맨스 영화와 팝 음악의 결합이 이뤄낸 가장 아름다운 결과물 중 하나로 꼽힙니다. 전문 보컬리스트의 완벽한 기교 대신 배우가 지닌 풋풋한 서사와 섬세한 숨결을 음악 전면에 배치함으로써, 영화음악의 감정적 흡인력을 극대화한 기념비적 앨범으로 평가받습니다.</w:t>
+        <w:t>80년대 초반 태동하던 신스팝의 기운 속에서 어쿠스틱 팝과 어덜트 컨템포러리의 온기를 절묘하게 배합해 낸 수작입니다. 영화의 서사와 완벽하게 결합된 음악적 테마는 배우 본인의 목소리를 통해 진정성을 획득하며, 80년대 하이틴 팝 사운드트랙의 모범적인 전형을 확립했습니다.</w:t>
       </w:r>
     </w:p>
     <w:p>
@@ -444,7 +432,7 @@
           <w:b w:val="0"/>
           <w:sz w:val="21"/>
         </w:rPr>
-        <w:t>1980년대 대한민국의 책받침과 음악 다방, 밤마다 라디오 카세트테이프를 적시던 감성의 중심에는 언제나 피비 케이츠가 있었습니다. 억압과 급변의 시대를 살아가던 당시 청춘들에게 그녀가 노래한 '낙원'은 현실의 도피처이자 순수한 낭만의 유토피아였으며, 이 음반은 그 시절 청춘들의 떨리는 맥박과 사춘기의 순정을 고스란히 담고 있습니다.</w:t>
+        <w:t>1980년대 한국의 학창 시절, 책받침과 음악 다방, 심야 라디오를 수놓았던 피비 케이츠의 미소와 목소리는 억압된 일상 속 유일한 해방구이자 낭만적 도피처였습니다. 당시 청춘들이 공유했던 순수한 첫사랑의 심상과 노스탤지어가 고스란히 담겨 있어, 시대의 공기를 생생하게 증언하는 타임캡슐과도 같습니다.</w:t>
       </w:r>
     </w:p>
     <w:p>
@@ -489,7 +477,7 @@
           <w:b w:val="0"/>
           <w:sz w:val="21"/>
         </w:rPr>
-        <w:t>A면을 수놓는 불후의 명곡 'Paradise'는 잔잔한 피아노 선율과 유려한 현악 스트링 위로 피비 케이츠의 나긋나긋한 음색이 얹히며 거부할 수 없는 서정적 감동을 선사합니다. 함께 수록된 오케스트라 스코어와 테마 트랙들은 사막의 오아시스처럼 이국적이면서도 신비로운 무드를 자아내며 앨범 전체를 하나의 유기적인 영상 시(詩)로 완성합니다.</w:t>
+        <w:t>전 세계적인 메가 히트를 기록한 타이틀곡 'Paradise'는 은은한 어쿠스틱 기타와 유려한 스트링 편곡 위로 얹어지는 피비 케이츠의 순결한 떨림이 백미이며, 극적인 서사를 완성하는 연주곡들과 유기적으로 결합하여 앨범 전체가 한 편의 서정시와 같은 완성도를 자랑합니다.</w:t>
       </w:r>
     </w:p>
     <w:p>
@@ -520,7 +508,7 @@
           <w:b w:val="0"/>
           <w:sz w:val="21"/>
         </w:rPr>
-        <w:t>진공관 앰프의 은은한 온기와 턴테이블 카트리지가 만들어내는 아날로그 특유의 풍성한 배음 속에서 감상할 때 본작의 진가가 드러납니다. 디지털 리마스터링 음원에서는 느낄 수 없는 피비 케이츠의 섬세한 호흡과 숨소리, 포근하게 퍼지는 어쿠스틱 악기들의 공간감은 리스너로 하여금 마치 1982년의 어느 고요한 밤으로 회귀한 듯한 착각을 불러일으킵니다.</w:t>
+        <w:t>진공관 앰프의 따뜻한 배음과 턴테이블 카트리지가 긁어내는 아날로그 특유의 포근한 노이즈 속에서 감상할 때, 디지털 음원에서는 결코 체감할 수 없는 보컬의 숨결과 어쿠스틱 악기들의 깊은 공간감이 극대화됩니다.</w:t>
       </w:r>
     </w:p>
     <w:p>
@@ -551,7 +539,7 @@
           <w:b w:val="0"/>
           <w:sz w:val="21"/>
         </w:rPr>
-        <w:t>당대 대중문화의 상징적인 시각 예술인 오리지널 LP 재킷의 가치와 더불어, 80년대 아날로그 팝의 황금기를 대표하는 상징성이 매우 높습니다. 시대를 풍미한 한 요정의 가장 아름다웠던 한때를 음악으로 봉인해 둔 이 음반은 클래식과 팝을 아우르는 바이닐 컬렉터라면 반드시 곁에 두어야 할 영원한 아날로그의 유산입니다.</w:t>
+        <w:t>80년대 대중문화의 가장 아름다웠던 한 페이지를 물질적 실체로 증명하는 귀중한 징표이자, 세기의 요정이 음악계에 남긴 희귀하고 눈부신 유산으로서 바이닐 컬렉터라면 반드시 곁에 두어야 할 대체 불가능한 소장 가치를 지닙니다.</w:t>
       </w:r>
     </w:p>
     <w:p>
@@ -565,7 +553,7 @@
           <w:color w:val="4338CA"/>
           <w:sz w:val="21"/>
         </w:rPr>
-        <w:t>이 음반을 통해 순수했던 시절의 아련한 설렘과 찬란했던 낭만의 공기가 전해주는 감동을 다시 한번 경험해 보시는 것은 어떨까요?</w:t>
+        <w:t>이 음반을 통해 1980년대 찬란했던 청춘의 설렘과 아날로그 사운드가 전해주는 감동을 다시 한번 경험해 보시는 것은 어떨까요?</w:t>
       </w:r>
     </w:p>
     <w:sectPr>
